--- a/lessons/3-7/downloads/reveal/teacher/3.7-exit-tickets.docx
+++ b/lessons/3-7/downloads/reveal/teacher/3.7-exit-tickets.docx
@@ -4,6 +4,7 @@
   <w:body>
     <w:p>
       <w:pPr>
+        <w:pStyle w:val="Heading1"/>
         <w:tabs>
           <w:tab w:val="left" w:pos="5200"/>
           <w:tab w:val="right" w:leader="underscore" w:pos="9504"/>
@@ -34,7 +35,7 @@
         <w:rPr>
           <w:rFonts w:ascii="Avenir Next" w:hAnsi="Avenir Next" w:cs="Avenir Next" w:eastAsia="Avenir Next"/>
           <w:color w:val="1A1A1A"/>
-          <w:sz w:val="18"/>
+          <w:sz w:val="22"/>
           <w:szCs w:val="18"/>
         </w:rPr>
         <w:t xml:space="preserve">Name</w:t>
@@ -119,25 +120,25 @@
                 <w:rFonts w:ascii="Avenir Next" w:hAnsi="Avenir Next" w:cs="Avenir Next" w:eastAsia="Avenir Next"/>
                 <w:b/>
                 <w:color w:val="1A1A1A"/>
+                <w:sz w:val="22"/>
+                <w:szCs w:val="20"/>
+              </w:rPr>
+              <w:t xml:space="preserve">1.</w:t>
+            </w:r>
+            <w:r>
+              <w:rPr>
+                <w:rFonts w:ascii="Avenir Next" w:hAnsi="Avenir Next" w:cs="Avenir Next" w:eastAsia="Avenir Next"/>
+                <w:color w:val="1A1A1A"/>
                 <w:sz w:val="20"/>
                 <w:szCs w:val="20"/>
               </w:rPr>
-              <w:t xml:space="preserve">1.</w:t>
-            </w:r>
-            <w:r>
-              <w:rPr>
-                <w:rFonts w:ascii="Avenir Next" w:hAnsi="Avenir Next" w:cs="Avenir Next" w:eastAsia="Avenir Next"/>
-                <w:color w:val="1A1A1A"/>
-                <w:sz w:val="20"/>
-                <w:szCs w:val="20"/>
-              </w:rPr>
               <w:tab/>
             </w:r>
             <w:r>
               <w:rPr>
                 <w:rFonts w:ascii="Avenir Next" w:hAnsi="Avenir Next" w:cs="Avenir Next" w:eastAsia="Avenir Next"/>
                 <w:color w:val="1A1A1A"/>
-                <w:sz w:val="20"/>
+                <w:sz w:val="22"/>
                 <w:szCs w:val="20"/>
               </w:rPr>
               <w:t xml:space="preserve">Convert. (1 kg ≈ 2.2 lb, 1 mi ≈ 1.6 km)</w:t>
@@ -192,10 +193,28 @@
                       <w:rFonts w:ascii="Avenir Next" w:hAnsi="Avenir Next" w:cs="Avenir Next" w:eastAsia="Avenir Next"/>
                       <w:b/>
                       <w:color w:val="003A70"/>
+                      <w:sz w:val="22"/>
+                      <w:szCs w:val="20"/>
+                    </w:rPr>
+                    <w:t xml:space="preserve">a.</w:t>
+                  </w:r>
+                  <w:r>
+                    <w:rPr>
+                      <w:rFonts w:ascii="Avenir Next" w:hAnsi="Avenir Next" w:cs="Avenir Next" w:eastAsia="Avenir Next"/>
+                      <w:color w:val="1A1A1A"/>
                       <w:sz w:val="20"/>
                       <w:szCs w:val="20"/>
                     </w:rPr>
-                    <w:t xml:space="preserve">a.</w:t>
+                    <w:tab/>
+                  </w:r>
+                  <w:r>
+                    <w:rPr>
+                      <w:rFonts w:ascii="Avenir Next" w:hAnsi="Avenir Next" w:cs="Avenir Next" w:eastAsia="Avenir Next"/>
+                      <w:color w:val="1A1A1A"/>
+                      <w:sz w:val="22"/>
+                      <w:szCs w:val="20"/>
+                    </w:rPr>
+                    <w:t xml:space="preserve">20 kg ≈</w:t>
                   </w:r>
                   <w:r>
                     <w:rPr>
@@ -204,7 +223,7 @@
                       <w:sz w:val="20"/>
                       <w:szCs w:val="20"/>
                     </w:rPr>
-                    <w:tab/>
+                    <w:t xml:space="preserve">  </w:t>
                   </w:r>
                   <w:r>
                     <w:rPr>
@@ -212,24 +231,6 @@
                       <w:color w:val="1A1A1A"/>
                       <w:sz w:val="20"/>
                       <w:szCs w:val="20"/>
-                    </w:rPr>
-                    <w:t xml:space="preserve">20 kg ≈</w:t>
-                  </w:r>
-                  <w:r>
-                    <w:rPr>
-                      <w:rFonts w:ascii="Avenir Next" w:hAnsi="Avenir Next" w:cs="Avenir Next" w:eastAsia="Avenir Next"/>
-                      <w:color w:val="1A1A1A"/>
-                      <w:sz w:val="20"/>
-                      <w:szCs w:val="20"/>
-                    </w:rPr>
-                    <w:t xml:space="preserve">  </w:t>
-                  </w:r>
-                  <w:r>
-                    <w:rPr>
-                      <w:rFonts w:ascii="Avenir Next" w:hAnsi="Avenir Next" w:cs="Avenir Next" w:eastAsia="Avenir Next"/>
-                      <w:color w:val="1A1A1A"/>
-                      <w:sz w:val="20"/>
-                      <w:szCs w:val="20"/>
                       <w:u w:val="single"/>
                     </w:rPr>
                     <w:t xml:space="preserve">        </w:t>
@@ -238,7 +239,7 @@
                     <w:rPr>
                       <w:rFonts w:ascii="Avenir Next" w:hAnsi="Avenir Next" w:cs="Avenir Next" w:eastAsia="Avenir Next"/>
                       <w:color w:val="1A1A1A"/>
-                      <w:sz w:val="20"/>
+                      <w:sz w:val="22"/>
                       <w:szCs w:val="20"/>
                     </w:rPr>
                     <w:t xml:space="preserve"> lb</w:t>
@@ -263,10 +264,28 @@
                       <w:rFonts w:ascii="Avenir Next" w:hAnsi="Avenir Next" w:cs="Avenir Next" w:eastAsia="Avenir Next"/>
                       <w:b/>
                       <w:color w:val="003A70"/>
+                      <w:sz w:val="22"/>
+                      <w:szCs w:val="20"/>
+                    </w:rPr>
+                    <w:t xml:space="preserve">b.</w:t>
+                  </w:r>
+                  <w:r>
+                    <w:rPr>
+                      <w:rFonts w:ascii="Avenir Next" w:hAnsi="Avenir Next" w:cs="Avenir Next" w:eastAsia="Avenir Next"/>
+                      <w:color w:val="1A1A1A"/>
                       <w:sz w:val="20"/>
                       <w:szCs w:val="20"/>
                     </w:rPr>
-                    <w:t xml:space="preserve">b.</w:t>
+                    <w:tab/>
+                  </w:r>
+                  <w:r>
+                    <w:rPr>
+                      <w:rFonts w:ascii="Avenir Next" w:hAnsi="Avenir Next" w:cs="Avenir Next" w:eastAsia="Avenir Next"/>
+                      <w:color w:val="1A1A1A"/>
+                      <w:sz w:val="22"/>
+                      <w:szCs w:val="20"/>
+                    </w:rPr>
+                    <w:t xml:space="preserve">16 km ≈</w:t>
                   </w:r>
                   <w:r>
                     <w:rPr>
@@ -275,7 +294,7 @@
                       <w:sz w:val="20"/>
                       <w:szCs w:val="20"/>
                     </w:rPr>
-                    <w:tab/>
+                    <w:t xml:space="preserve">  </w:t>
                   </w:r>
                   <w:r>
                     <w:rPr>
@@ -283,24 +302,6 @@
                       <w:color w:val="1A1A1A"/>
                       <w:sz w:val="20"/>
                       <w:szCs w:val="20"/>
-                    </w:rPr>
-                    <w:t xml:space="preserve">16 km ≈</w:t>
-                  </w:r>
-                  <w:r>
-                    <w:rPr>
-                      <w:rFonts w:ascii="Avenir Next" w:hAnsi="Avenir Next" w:cs="Avenir Next" w:eastAsia="Avenir Next"/>
-                      <w:color w:val="1A1A1A"/>
-                      <w:sz w:val="20"/>
-                      <w:szCs w:val="20"/>
-                    </w:rPr>
-                    <w:t xml:space="preserve">  </w:t>
-                  </w:r>
-                  <w:r>
-                    <w:rPr>
-                      <w:rFonts w:ascii="Avenir Next" w:hAnsi="Avenir Next" w:cs="Avenir Next" w:eastAsia="Avenir Next"/>
-                      <w:color w:val="1A1A1A"/>
-                      <w:sz w:val="20"/>
-                      <w:szCs w:val="20"/>
                       <w:u w:val="single"/>
                     </w:rPr>
                     <w:t xml:space="preserve">        </w:t>
@@ -309,7 +310,7 @@
                     <w:rPr>
                       <w:rFonts w:ascii="Avenir Next" w:hAnsi="Avenir Next" w:cs="Avenir Next" w:eastAsia="Avenir Next"/>
                       <w:color w:val="1A1A1A"/>
-                      <w:sz w:val="20"/>
+                      <w:sz w:val="22"/>
                       <w:szCs w:val="20"/>
                     </w:rPr>
                     <w:t xml:space="preserve"> mi</w:t>
@@ -383,25 +384,25 @@
                 <w:rFonts w:ascii="Avenir Next" w:hAnsi="Avenir Next" w:cs="Avenir Next" w:eastAsia="Avenir Next"/>
                 <w:b/>
                 <w:color w:val="1A1A1A"/>
+                <w:sz w:val="22"/>
+                <w:szCs w:val="20"/>
+              </w:rPr>
+              <w:t xml:space="preserve">2.</w:t>
+            </w:r>
+            <w:r>
+              <w:rPr>
+                <w:rFonts w:ascii="Avenir Next" w:hAnsi="Avenir Next" w:cs="Avenir Next" w:eastAsia="Avenir Next"/>
+                <w:color w:val="1A1A1A"/>
                 <w:sz w:val="20"/>
                 <w:szCs w:val="20"/>
               </w:rPr>
-              <w:t xml:space="preserve">2.</w:t>
-            </w:r>
-            <w:r>
-              <w:rPr>
-                <w:rFonts w:ascii="Avenir Next" w:hAnsi="Avenir Next" w:cs="Avenir Next" w:eastAsia="Avenir Next"/>
-                <w:color w:val="1A1A1A"/>
-                <w:sz w:val="20"/>
-                <w:szCs w:val="20"/>
-              </w:rPr>
               <w:tab/>
             </w:r>
             <w:r>
               <w:rPr>
                 <w:rFonts w:ascii="Avenir Next" w:hAnsi="Avenir Next" w:cs="Avenir Next" w:eastAsia="Avenir Next"/>
                 <w:color w:val="1A1A1A"/>
-                <w:sz w:val="20"/>
+                <w:sz w:val="22"/>
                 <w:szCs w:val="20"/>
               </w:rPr>
               <w:t xml:space="preserve">A rope is 6 m long. About how many feet is that? (1 m ≈ 3.28 ft)</w:t>
@@ -478,25 +479,25 @@
                 <w:rFonts w:ascii="Avenir Next" w:hAnsi="Avenir Next" w:cs="Avenir Next" w:eastAsia="Avenir Next"/>
                 <w:b/>
                 <w:color w:val="1A1A1A"/>
+                <w:sz w:val="22"/>
+                <w:szCs w:val="18"/>
+              </w:rPr>
+              <w:t xml:space="preserve">Answer</w:t>
+            </w:r>
+            <w:r>
+              <w:rPr>
+                <w:rFonts w:ascii="Avenir Next" w:hAnsi="Avenir Next" w:cs="Avenir Next" w:eastAsia="Avenir Next"/>
+                <w:color w:val="1A1A1A"/>
                 <w:sz w:val="18"/>
                 <w:szCs w:val="18"/>
               </w:rPr>
-              <w:t xml:space="preserve">Answer</w:t>
-            </w:r>
-            <w:r>
-              <w:rPr>
-                <w:rFonts w:ascii="Avenir Next" w:hAnsi="Avenir Next" w:cs="Avenir Next" w:eastAsia="Avenir Next"/>
-                <w:color w:val="1A1A1A"/>
-                <w:sz w:val="18"/>
-                <w:szCs w:val="18"/>
-              </w:rPr>
               <w:tab/>
             </w:r>
             <w:r>
               <w:rPr>
                 <w:rFonts w:ascii="Avenir Next" w:hAnsi="Avenir Next" w:cs="Avenir Next" w:eastAsia="Avenir Next"/>
                 <w:color w:val="1A1A1A"/>
-                <w:sz w:val="18"/>
+                <w:sz w:val="22"/>
                 <w:szCs w:val="18"/>
               </w:rPr>
               <w:t xml:space="preserve">  ft</w:t>
@@ -562,25 +563,25 @@
                 <w:rFonts w:ascii="Avenir Next" w:hAnsi="Avenir Next" w:cs="Avenir Next" w:eastAsia="Avenir Next"/>
                 <w:b/>
                 <w:color w:val="1A1A1A"/>
+                <w:sz w:val="22"/>
+                <w:szCs w:val="20"/>
+              </w:rPr>
+              <w:t xml:space="preserve">3.</w:t>
+            </w:r>
+            <w:r>
+              <w:rPr>
+                <w:rFonts w:ascii="Avenir Next" w:hAnsi="Avenir Next" w:cs="Avenir Next" w:eastAsia="Avenir Next"/>
+                <w:color w:val="1A1A1A"/>
                 <w:sz w:val="20"/>
                 <w:szCs w:val="20"/>
               </w:rPr>
-              <w:t xml:space="preserve">3.</w:t>
-            </w:r>
-            <w:r>
-              <w:rPr>
-                <w:rFonts w:ascii="Avenir Next" w:hAnsi="Avenir Next" w:cs="Avenir Next" w:eastAsia="Avenir Next"/>
-                <w:color w:val="1A1A1A"/>
-                <w:sz w:val="20"/>
-                <w:szCs w:val="20"/>
-              </w:rPr>
               <w:tab/>
             </w:r>
             <w:r>
               <w:rPr>
                 <w:rFonts w:ascii="Avenir Next" w:hAnsi="Avenir Next" w:cs="Avenir Next" w:eastAsia="Avenir Next"/>
                 <w:color w:val="1A1A1A"/>
-                <w:sz w:val="20"/>
+                <w:sz w:val="22"/>
                 <w:szCs w:val="20"/>
               </w:rPr>
               <w:t xml:space="preserve">To change meters into feet (1 m ≈ 3.28 ft), you —</w:t>
@@ -636,25 +637,25 @@
                       <w:rFonts w:ascii="Avenir Next" w:hAnsi="Avenir Next" w:cs="Avenir Next" w:eastAsia="Avenir Next"/>
                       <w:b/>
                       <w:color w:val="003A70"/>
+                      <w:sz w:val="22"/>
+                      <w:szCs w:val="19"/>
+                    </w:rPr>
+                    <w:t xml:space="preserve">A</w:t>
+                  </w:r>
+                  <w:r>
+                    <w:rPr>
+                      <w:rFonts w:ascii="Avenir Next" w:hAnsi="Avenir Next" w:cs="Avenir Next" w:eastAsia="Avenir Next"/>
+                      <w:color w:val="1A1A1A"/>
                       <w:sz w:val="19"/>
                       <w:szCs w:val="19"/>
                     </w:rPr>
-                    <w:t xml:space="preserve">A</w:t>
-                  </w:r>
-                  <w:r>
-                    <w:rPr>
-                      <w:rFonts w:ascii="Avenir Next" w:hAnsi="Avenir Next" w:cs="Avenir Next" w:eastAsia="Avenir Next"/>
-                      <w:color w:val="1A1A1A"/>
-                      <w:sz w:val="19"/>
-                      <w:szCs w:val="19"/>
-                    </w:rPr>
                     <w:tab/>
                   </w:r>
                   <w:r>
                     <w:rPr>
                       <w:rFonts w:ascii="Avenir Next" w:hAnsi="Avenir Next" w:cs="Avenir Next" w:eastAsia="Avenir Next"/>
                       <w:color w:val="1A1A1A"/>
-                      <w:sz w:val="19"/>
+                      <w:sz w:val="22"/>
                       <w:szCs w:val="19"/>
                     </w:rPr>
                     <w:t xml:space="preserve">multiply by 3.28</w:t>
@@ -679,25 +680,25 @@
                       <w:rFonts w:ascii="Avenir Next" w:hAnsi="Avenir Next" w:cs="Avenir Next" w:eastAsia="Avenir Next"/>
                       <w:b/>
                       <w:color w:val="003A70"/>
+                      <w:sz w:val="22"/>
+                      <w:szCs w:val="19"/>
+                    </w:rPr>
+                    <w:t xml:space="preserve">B</w:t>
+                  </w:r>
+                  <w:r>
+                    <w:rPr>
+                      <w:rFonts w:ascii="Avenir Next" w:hAnsi="Avenir Next" w:cs="Avenir Next" w:eastAsia="Avenir Next"/>
+                      <w:color w:val="1A1A1A"/>
                       <w:sz w:val="19"/>
                       <w:szCs w:val="19"/>
                     </w:rPr>
-                    <w:t xml:space="preserve">B</w:t>
-                  </w:r>
-                  <w:r>
-                    <w:rPr>
-                      <w:rFonts w:ascii="Avenir Next" w:hAnsi="Avenir Next" w:cs="Avenir Next" w:eastAsia="Avenir Next"/>
-                      <w:color w:val="1A1A1A"/>
-                      <w:sz w:val="19"/>
-                      <w:szCs w:val="19"/>
-                    </w:rPr>
                     <w:tab/>
                   </w:r>
                   <w:r>
                     <w:rPr>
                       <w:rFonts w:ascii="Avenir Next" w:hAnsi="Avenir Next" w:cs="Avenir Next" w:eastAsia="Avenir Next"/>
                       <w:color w:val="1A1A1A"/>
-                      <w:sz w:val="19"/>
+                      <w:sz w:val="22"/>
                       <w:szCs w:val="19"/>
                     </w:rPr>
                     <w:t xml:space="preserve">divide by 3.28</w:t>
@@ -722,25 +723,25 @@
                       <w:rFonts w:ascii="Avenir Next" w:hAnsi="Avenir Next" w:cs="Avenir Next" w:eastAsia="Avenir Next"/>
                       <w:b/>
                       <w:color w:val="003A70"/>
+                      <w:sz w:val="22"/>
+                      <w:szCs w:val="19"/>
+                    </w:rPr>
+                    <w:t xml:space="preserve">C</w:t>
+                  </w:r>
+                  <w:r>
+                    <w:rPr>
+                      <w:rFonts w:ascii="Avenir Next" w:hAnsi="Avenir Next" w:cs="Avenir Next" w:eastAsia="Avenir Next"/>
+                      <w:color w:val="1A1A1A"/>
                       <w:sz w:val="19"/>
                       <w:szCs w:val="19"/>
                     </w:rPr>
-                    <w:t xml:space="preserve">C</w:t>
-                  </w:r>
-                  <w:r>
-                    <w:rPr>
-                      <w:rFonts w:ascii="Avenir Next" w:hAnsi="Avenir Next" w:cs="Avenir Next" w:eastAsia="Avenir Next"/>
-                      <w:color w:val="1A1A1A"/>
-                      <w:sz w:val="19"/>
-                      <w:szCs w:val="19"/>
-                    </w:rPr>
                     <w:tab/>
                   </w:r>
                   <w:r>
                     <w:rPr>
                       <w:rFonts w:ascii="Avenir Next" w:hAnsi="Avenir Next" w:cs="Avenir Next" w:eastAsia="Avenir Next"/>
                       <w:color w:val="1A1A1A"/>
-                      <w:sz w:val="19"/>
+                      <w:sz w:val="22"/>
                       <w:szCs w:val="19"/>
                     </w:rPr>
                     <w:t xml:space="preserve">add 3.28</w:t>
@@ -765,25 +766,25 @@
                       <w:rFonts w:ascii="Avenir Next" w:hAnsi="Avenir Next" w:cs="Avenir Next" w:eastAsia="Avenir Next"/>
                       <w:b/>
                       <w:color w:val="003A70"/>
+                      <w:sz w:val="22"/>
+                      <w:szCs w:val="19"/>
+                    </w:rPr>
+                    <w:t xml:space="preserve">D</w:t>
+                  </w:r>
+                  <w:r>
+                    <w:rPr>
+                      <w:rFonts w:ascii="Avenir Next" w:hAnsi="Avenir Next" w:cs="Avenir Next" w:eastAsia="Avenir Next"/>
+                      <w:color w:val="1A1A1A"/>
                       <w:sz w:val="19"/>
                       <w:szCs w:val="19"/>
                     </w:rPr>
-                    <w:t xml:space="preserve">D</w:t>
-                  </w:r>
-                  <w:r>
-                    <w:rPr>
-                      <w:rFonts w:ascii="Avenir Next" w:hAnsi="Avenir Next" w:cs="Avenir Next" w:eastAsia="Avenir Next"/>
-                      <w:color w:val="1A1A1A"/>
-                      <w:sz w:val="19"/>
-                      <w:szCs w:val="19"/>
-                    </w:rPr>
                     <w:tab/>
                   </w:r>
                   <w:r>
                     <w:rPr>
                       <w:rFonts w:ascii="Avenir Next" w:hAnsi="Avenir Next" w:cs="Avenir Next" w:eastAsia="Avenir Next"/>
                       <w:color w:val="1A1A1A"/>
-                      <w:sz w:val="19"/>
+                      <w:sz w:val="22"/>
                       <w:szCs w:val="19"/>
                     </w:rPr>
                     <w:t xml:space="preserve">subtract 3.28</w:t>
@@ -833,7 +834,7 @@
         <w:rPr>
           <w:rFonts w:ascii="Avenir Next" w:hAnsi="Avenir Next" w:cs="Avenir Next" w:eastAsia="Avenir Next"/>
           <w:color w:val="1A1A1A"/>
-          <w:sz w:val="17"/>
+          <w:sz w:val="22"/>
           <w:szCs w:val="17"/>
         </w:rPr>
         <w:t xml:space="preserve">  I got it</w:t>
@@ -851,7 +852,7 @@
         <w:rPr>
           <w:rFonts w:ascii="Avenir Next" w:hAnsi="Avenir Next" w:cs="Avenir Next" w:eastAsia="Avenir Next"/>
           <w:color w:val="1A1A1A"/>
-          <w:sz w:val="17"/>
+          <w:sz w:val="22"/>
           <w:szCs w:val="17"/>
         </w:rPr>
         <w:t xml:space="preserve">  Almost</w:t>
@@ -869,7 +870,7 @@
         <w:rPr>
           <w:rFonts w:ascii="Avenir Next" w:hAnsi="Avenir Next" w:cs="Avenir Next" w:eastAsia="Avenir Next"/>
           <w:color w:val="1A1A1A"/>
-          <w:sz w:val="17"/>
+          <w:sz w:val="22"/>
           <w:szCs w:val="17"/>
         </w:rPr>
         <w:t xml:space="preserve">  I need help</w:t>
@@ -926,7 +927,7 @@
         <w:rPr>
           <w:rFonts w:ascii="Avenir Next" w:hAnsi="Avenir Next" w:cs="Avenir Next" w:eastAsia="Avenir Next"/>
           <w:color w:val="1A1A1A"/>
-          <w:sz w:val="18"/>
+          <w:sz w:val="22"/>
           <w:szCs w:val="18"/>
         </w:rPr>
         <w:t xml:space="preserve">Name</w:t>
@@ -1011,25 +1012,25 @@
                 <w:rFonts w:ascii="Avenir Next" w:hAnsi="Avenir Next" w:cs="Avenir Next" w:eastAsia="Avenir Next"/>
                 <w:b/>
                 <w:color w:val="1A1A1A"/>
+                <w:sz w:val="22"/>
+                <w:szCs w:val="20"/>
+              </w:rPr>
+              <w:t xml:space="preserve">1.</w:t>
+            </w:r>
+            <w:r>
+              <w:rPr>
+                <w:rFonts w:ascii="Avenir Next" w:hAnsi="Avenir Next" w:cs="Avenir Next" w:eastAsia="Avenir Next"/>
+                <w:color w:val="1A1A1A"/>
                 <w:sz w:val="20"/>
                 <w:szCs w:val="20"/>
               </w:rPr>
-              <w:t xml:space="preserve">1.</w:t>
-            </w:r>
-            <w:r>
-              <w:rPr>
-                <w:rFonts w:ascii="Avenir Next" w:hAnsi="Avenir Next" w:cs="Avenir Next" w:eastAsia="Avenir Next"/>
-                <w:color w:val="1A1A1A"/>
-                <w:sz w:val="20"/>
-                <w:szCs w:val="20"/>
-              </w:rPr>
               <w:tab/>
             </w:r>
             <w:r>
               <w:rPr>
                 <w:rFonts w:ascii="Avenir Next" w:hAnsi="Avenir Next" w:cs="Avenir Next" w:eastAsia="Avenir Next"/>
                 <w:color w:val="1A1A1A"/>
-                <w:sz w:val="20"/>
+                <w:sz w:val="22"/>
                 <w:szCs w:val="20"/>
               </w:rPr>
               <w:t xml:space="preserve">Convert. (1 kg ≈ 2.2 lb, 1 mi ≈ 1.6 km)</w:t>
@@ -1084,10 +1085,28 @@
                       <w:rFonts w:ascii="Avenir Next" w:hAnsi="Avenir Next" w:cs="Avenir Next" w:eastAsia="Avenir Next"/>
                       <w:b/>
                       <w:color w:val="003A70"/>
+                      <w:sz w:val="22"/>
+                      <w:szCs w:val="20"/>
+                    </w:rPr>
+                    <w:t xml:space="preserve">a.</w:t>
+                  </w:r>
+                  <w:r>
+                    <w:rPr>
+                      <w:rFonts w:ascii="Avenir Next" w:hAnsi="Avenir Next" w:cs="Avenir Next" w:eastAsia="Avenir Next"/>
+                      <w:color w:val="1A1A1A"/>
                       <w:sz w:val="20"/>
                       <w:szCs w:val="20"/>
                     </w:rPr>
-                    <w:t xml:space="preserve">a.</w:t>
+                    <w:tab/>
+                  </w:r>
+                  <w:r>
+                    <w:rPr>
+                      <w:rFonts w:ascii="Avenir Next" w:hAnsi="Avenir Next" w:cs="Avenir Next" w:eastAsia="Avenir Next"/>
+                      <w:color w:val="1A1A1A"/>
+                      <w:sz w:val="22"/>
+                      <w:szCs w:val="20"/>
+                    </w:rPr>
+                    <w:t xml:space="preserve">20 kg ≈</w:t>
                   </w:r>
                   <w:r>
                     <w:rPr>
@@ -1096,7 +1115,7 @@
                       <w:sz w:val="20"/>
                       <w:szCs w:val="20"/>
                     </w:rPr>
-                    <w:tab/>
+                    <w:t xml:space="preserve">  </w:t>
                   </w:r>
                   <w:r>
                     <w:rPr>
@@ -1104,24 +1123,6 @@
                       <w:color w:val="1A1A1A"/>
                       <w:sz w:val="20"/>
                       <w:szCs w:val="20"/>
-                    </w:rPr>
-                    <w:t xml:space="preserve">20 kg ≈</w:t>
-                  </w:r>
-                  <w:r>
-                    <w:rPr>
-                      <w:rFonts w:ascii="Avenir Next" w:hAnsi="Avenir Next" w:cs="Avenir Next" w:eastAsia="Avenir Next"/>
-                      <w:color w:val="1A1A1A"/>
-                      <w:sz w:val="20"/>
-                      <w:szCs w:val="20"/>
-                    </w:rPr>
-                    <w:t xml:space="preserve">  </w:t>
-                  </w:r>
-                  <w:r>
-                    <w:rPr>
-                      <w:rFonts w:ascii="Avenir Next" w:hAnsi="Avenir Next" w:cs="Avenir Next" w:eastAsia="Avenir Next"/>
-                      <w:color w:val="1A1A1A"/>
-                      <w:sz w:val="20"/>
-                      <w:szCs w:val="20"/>
                       <w:u w:val="single"/>
                     </w:rPr>
                     <w:t xml:space="preserve">        </w:t>
@@ -1130,7 +1131,7 @@
                     <w:rPr>
                       <w:rFonts w:ascii="Avenir Next" w:hAnsi="Avenir Next" w:cs="Avenir Next" w:eastAsia="Avenir Next"/>
                       <w:color w:val="1A1A1A"/>
-                      <w:sz w:val="20"/>
+                      <w:sz w:val="22"/>
                       <w:szCs w:val="20"/>
                     </w:rPr>
                     <w:t xml:space="preserve"> lb</w:t>
@@ -1155,10 +1156,28 @@
                       <w:rFonts w:ascii="Avenir Next" w:hAnsi="Avenir Next" w:cs="Avenir Next" w:eastAsia="Avenir Next"/>
                       <w:b/>
                       <w:color w:val="003A70"/>
+                      <w:sz w:val="22"/>
+                      <w:szCs w:val="20"/>
+                    </w:rPr>
+                    <w:t xml:space="preserve">b.</w:t>
+                  </w:r>
+                  <w:r>
+                    <w:rPr>
+                      <w:rFonts w:ascii="Avenir Next" w:hAnsi="Avenir Next" w:cs="Avenir Next" w:eastAsia="Avenir Next"/>
+                      <w:color w:val="1A1A1A"/>
                       <w:sz w:val="20"/>
                       <w:szCs w:val="20"/>
                     </w:rPr>
-                    <w:t xml:space="preserve">b.</w:t>
+                    <w:tab/>
+                  </w:r>
+                  <w:r>
+                    <w:rPr>
+                      <w:rFonts w:ascii="Avenir Next" w:hAnsi="Avenir Next" w:cs="Avenir Next" w:eastAsia="Avenir Next"/>
+                      <w:color w:val="1A1A1A"/>
+                      <w:sz w:val="22"/>
+                      <w:szCs w:val="20"/>
+                    </w:rPr>
+                    <w:t xml:space="preserve">16 km ≈</w:t>
                   </w:r>
                   <w:r>
                     <w:rPr>
@@ -1167,7 +1186,7 @@
                       <w:sz w:val="20"/>
                       <w:szCs w:val="20"/>
                     </w:rPr>
-                    <w:tab/>
+                    <w:t xml:space="preserve">  </w:t>
                   </w:r>
                   <w:r>
                     <w:rPr>
@@ -1175,24 +1194,6 @@
                       <w:color w:val="1A1A1A"/>
                       <w:sz w:val="20"/>
                       <w:szCs w:val="20"/>
-                    </w:rPr>
-                    <w:t xml:space="preserve">16 km ≈</w:t>
-                  </w:r>
-                  <w:r>
-                    <w:rPr>
-                      <w:rFonts w:ascii="Avenir Next" w:hAnsi="Avenir Next" w:cs="Avenir Next" w:eastAsia="Avenir Next"/>
-                      <w:color w:val="1A1A1A"/>
-                      <w:sz w:val="20"/>
-                      <w:szCs w:val="20"/>
-                    </w:rPr>
-                    <w:t xml:space="preserve">  </w:t>
-                  </w:r>
-                  <w:r>
-                    <w:rPr>
-                      <w:rFonts w:ascii="Avenir Next" w:hAnsi="Avenir Next" w:cs="Avenir Next" w:eastAsia="Avenir Next"/>
-                      <w:color w:val="1A1A1A"/>
-                      <w:sz w:val="20"/>
-                      <w:szCs w:val="20"/>
                       <w:u w:val="single"/>
                     </w:rPr>
                     <w:t xml:space="preserve">        </w:t>
@@ -1201,7 +1202,7 @@
                     <w:rPr>
                       <w:rFonts w:ascii="Avenir Next" w:hAnsi="Avenir Next" w:cs="Avenir Next" w:eastAsia="Avenir Next"/>
                       <w:color w:val="1A1A1A"/>
-                      <w:sz w:val="20"/>
+                      <w:sz w:val="22"/>
                       <w:szCs w:val="20"/>
                     </w:rPr>
                     <w:t xml:space="preserve"> mi</w:t>
@@ -1275,25 +1276,25 @@
                 <w:rFonts w:ascii="Avenir Next" w:hAnsi="Avenir Next" w:cs="Avenir Next" w:eastAsia="Avenir Next"/>
                 <w:b/>
                 <w:color w:val="1A1A1A"/>
+                <w:sz w:val="22"/>
+                <w:szCs w:val="20"/>
+              </w:rPr>
+              <w:t xml:space="preserve">2.</w:t>
+            </w:r>
+            <w:r>
+              <w:rPr>
+                <w:rFonts w:ascii="Avenir Next" w:hAnsi="Avenir Next" w:cs="Avenir Next" w:eastAsia="Avenir Next"/>
+                <w:color w:val="1A1A1A"/>
                 <w:sz w:val="20"/>
                 <w:szCs w:val="20"/>
               </w:rPr>
-              <w:t xml:space="preserve">2.</w:t>
-            </w:r>
-            <w:r>
-              <w:rPr>
-                <w:rFonts w:ascii="Avenir Next" w:hAnsi="Avenir Next" w:cs="Avenir Next" w:eastAsia="Avenir Next"/>
-                <w:color w:val="1A1A1A"/>
-                <w:sz w:val="20"/>
-                <w:szCs w:val="20"/>
-              </w:rPr>
               <w:tab/>
             </w:r>
             <w:r>
               <w:rPr>
                 <w:rFonts w:ascii="Avenir Next" w:hAnsi="Avenir Next" w:cs="Avenir Next" w:eastAsia="Avenir Next"/>
                 <w:color w:val="1A1A1A"/>
-                <w:sz w:val="20"/>
+                <w:sz w:val="22"/>
                 <w:szCs w:val="20"/>
               </w:rPr>
               <w:t xml:space="preserve">A rope is 6 m long. About how many feet is that? (1 m ≈ 3.28 ft)</w:t>
@@ -1370,25 +1371,25 @@
                 <w:rFonts w:ascii="Avenir Next" w:hAnsi="Avenir Next" w:cs="Avenir Next" w:eastAsia="Avenir Next"/>
                 <w:b/>
                 <w:color w:val="1A1A1A"/>
+                <w:sz w:val="22"/>
+                <w:szCs w:val="18"/>
+              </w:rPr>
+              <w:t xml:space="preserve">Answer</w:t>
+            </w:r>
+            <w:r>
+              <w:rPr>
+                <w:rFonts w:ascii="Avenir Next" w:hAnsi="Avenir Next" w:cs="Avenir Next" w:eastAsia="Avenir Next"/>
+                <w:color w:val="1A1A1A"/>
                 <w:sz w:val="18"/>
                 <w:szCs w:val="18"/>
               </w:rPr>
-              <w:t xml:space="preserve">Answer</w:t>
-            </w:r>
-            <w:r>
-              <w:rPr>
-                <w:rFonts w:ascii="Avenir Next" w:hAnsi="Avenir Next" w:cs="Avenir Next" w:eastAsia="Avenir Next"/>
-                <w:color w:val="1A1A1A"/>
-                <w:sz w:val="18"/>
-                <w:szCs w:val="18"/>
-              </w:rPr>
               <w:tab/>
             </w:r>
             <w:r>
               <w:rPr>
                 <w:rFonts w:ascii="Avenir Next" w:hAnsi="Avenir Next" w:cs="Avenir Next" w:eastAsia="Avenir Next"/>
                 <w:color w:val="1A1A1A"/>
-                <w:sz w:val="18"/>
+                <w:sz w:val="22"/>
                 <w:szCs w:val="18"/>
               </w:rPr>
               <w:t xml:space="preserve">  ft</w:t>
@@ -1454,25 +1455,25 @@
                 <w:rFonts w:ascii="Avenir Next" w:hAnsi="Avenir Next" w:cs="Avenir Next" w:eastAsia="Avenir Next"/>
                 <w:b/>
                 <w:color w:val="1A1A1A"/>
+                <w:sz w:val="22"/>
+                <w:szCs w:val="20"/>
+              </w:rPr>
+              <w:t xml:space="preserve">3.</w:t>
+            </w:r>
+            <w:r>
+              <w:rPr>
+                <w:rFonts w:ascii="Avenir Next" w:hAnsi="Avenir Next" w:cs="Avenir Next" w:eastAsia="Avenir Next"/>
+                <w:color w:val="1A1A1A"/>
                 <w:sz w:val="20"/>
                 <w:szCs w:val="20"/>
               </w:rPr>
-              <w:t xml:space="preserve">3.</w:t>
-            </w:r>
-            <w:r>
-              <w:rPr>
-                <w:rFonts w:ascii="Avenir Next" w:hAnsi="Avenir Next" w:cs="Avenir Next" w:eastAsia="Avenir Next"/>
-                <w:color w:val="1A1A1A"/>
-                <w:sz w:val="20"/>
-                <w:szCs w:val="20"/>
-              </w:rPr>
               <w:tab/>
             </w:r>
             <w:r>
               <w:rPr>
                 <w:rFonts w:ascii="Avenir Next" w:hAnsi="Avenir Next" w:cs="Avenir Next" w:eastAsia="Avenir Next"/>
                 <w:color w:val="1A1A1A"/>
-                <w:sz w:val="20"/>
+                <w:sz w:val="22"/>
                 <w:szCs w:val="20"/>
               </w:rPr>
               <w:t xml:space="preserve">To change meters into feet (1 m ≈ 3.28 ft), you —</w:t>
@@ -1528,25 +1529,25 @@
                       <w:rFonts w:ascii="Avenir Next" w:hAnsi="Avenir Next" w:cs="Avenir Next" w:eastAsia="Avenir Next"/>
                       <w:b/>
                       <w:color w:val="003A70"/>
+                      <w:sz w:val="22"/>
+                      <w:szCs w:val="19"/>
+                    </w:rPr>
+                    <w:t xml:space="preserve">A</w:t>
+                  </w:r>
+                  <w:r>
+                    <w:rPr>
+                      <w:rFonts w:ascii="Avenir Next" w:hAnsi="Avenir Next" w:cs="Avenir Next" w:eastAsia="Avenir Next"/>
+                      <w:color w:val="1A1A1A"/>
                       <w:sz w:val="19"/>
                       <w:szCs w:val="19"/>
                     </w:rPr>
-                    <w:t xml:space="preserve">A</w:t>
-                  </w:r>
-                  <w:r>
-                    <w:rPr>
-                      <w:rFonts w:ascii="Avenir Next" w:hAnsi="Avenir Next" w:cs="Avenir Next" w:eastAsia="Avenir Next"/>
-                      <w:color w:val="1A1A1A"/>
-                      <w:sz w:val="19"/>
-                      <w:szCs w:val="19"/>
-                    </w:rPr>
                     <w:tab/>
                   </w:r>
                   <w:r>
                     <w:rPr>
                       <w:rFonts w:ascii="Avenir Next" w:hAnsi="Avenir Next" w:cs="Avenir Next" w:eastAsia="Avenir Next"/>
                       <w:color w:val="1A1A1A"/>
-                      <w:sz w:val="19"/>
+                      <w:sz w:val="22"/>
                       <w:szCs w:val="19"/>
                     </w:rPr>
                     <w:t xml:space="preserve">multiply by 3.28</w:t>
@@ -1571,25 +1572,25 @@
                       <w:rFonts w:ascii="Avenir Next" w:hAnsi="Avenir Next" w:cs="Avenir Next" w:eastAsia="Avenir Next"/>
                       <w:b/>
                       <w:color w:val="003A70"/>
+                      <w:sz w:val="22"/>
+                      <w:szCs w:val="19"/>
+                    </w:rPr>
+                    <w:t xml:space="preserve">B</w:t>
+                  </w:r>
+                  <w:r>
+                    <w:rPr>
+                      <w:rFonts w:ascii="Avenir Next" w:hAnsi="Avenir Next" w:cs="Avenir Next" w:eastAsia="Avenir Next"/>
+                      <w:color w:val="1A1A1A"/>
                       <w:sz w:val="19"/>
                       <w:szCs w:val="19"/>
                     </w:rPr>
-                    <w:t xml:space="preserve">B</w:t>
-                  </w:r>
-                  <w:r>
-                    <w:rPr>
-                      <w:rFonts w:ascii="Avenir Next" w:hAnsi="Avenir Next" w:cs="Avenir Next" w:eastAsia="Avenir Next"/>
-                      <w:color w:val="1A1A1A"/>
-                      <w:sz w:val="19"/>
-                      <w:szCs w:val="19"/>
-                    </w:rPr>
                     <w:tab/>
                   </w:r>
                   <w:r>
                     <w:rPr>
                       <w:rFonts w:ascii="Avenir Next" w:hAnsi="Avenir Next" w:cs="Avenir Next" w:eastAsia="Avenir Next"/>
                       <w:color w:val="1A1A1A"/>
-                      <w:sz w:val="19"/>
+                      <w:sz w:val="22"/>
                       <w:szCs w:val="19"/>
                     </w:rPr>
                     <w:t xml:space="preserve">divide by 3.28</w:t>
@@ -1614,25 +1615,25 @@
                       <w:rFonts w:ascii="Avenir Next" w:hAnsi="Avenir Next" w:cs="Avenir Next" w:eastAsia="Avenir Next"/>
                       <w:b/>
                       <w:color w:val="003A70"/>
+                      <w:sz w:val="22"/>
+                      <w:szCs w:val="19"/>
+                    </w:rPr>
+                    <w:t xml:space="preserve">C</w:t>
+                  </w:r>
+                  <w:r>
+                    <w:rPr>
+                      <w:rFonts w:ascii="Avenir Next" w:hAnsi="Avenir Next" w:cs="Avenir Next" w:eastAsia="Avenir Next"/>
+                      <w:color w:val="1A1A1A"/>
                       <w:sz w:val="19"/>
                       <w:szCs w:val="19"/>
                     </w:rPr>
-                    <w:t xml:space="preserve">C</w:t>
-                  </w:r>
-                  <w:r>
-                    <w:rPr>
-                      <w:rFonts w:ascii="Avenir Next" w:hAnsi="Avenir Next" w:cs="Avenir Next" w:eastAsia="Avenir Next"/>
-                      <w:color w:val="1A1A1A"/>
-                      <w:sz w:val="19"/>
-                      <w:szCs w:val="19"/>
-                    </w:rPr>
                     <w:tab/>
                   </w:r>
                   <w:r>
                     <w:rPr>
                       <w:rFonts w:ascii="Avenir Next" w:hAnsi="Avenir Next" w:cs="Avenir Next" w:eastAsia="Avenir Next"/>
                       <w:color w:val="1A1A1A"/>
-                      <w:sz w:val="19"/>
+                      <w:sz w:val="22"/>
                       <w:szCs w:val="19"/>
                     </w:rPr>
                     <w:t xml:space="preserve">add 3.28</w:t>
@@ -1657,25 +1658,25 @@
                       <w:rFonts w:ascii="Avenir Next" w:hAnsi="Avenir Next" w:cs="Avenir Next" w:eastAsia="Avenir Next"/>
                       <w:b/>
                       <w:color w:val="003A70"/>
+                      <w:sz w:val="22"/>
+                      <w:szCs w:val="19"/>
+                    </w:rPr>
+                    <w:t xml:space="preserve">D</w:t>
+                  </w:r>
+                  <w:r>
+                    <w:rPr>
+                      <w:rFonts w:ascii="Avenir Next" w:hAnsi="Avenir Next" w:cs="Avenir Next" w:eastAsia="Avenir Next"/>
+                      <w:color w:val="1A1A1A"/>
                       <w:sz w:val="19"/>
                       <w:szCs w:val="19"/>
                     </w:rPr>
-                    <w:t xml:space="preserve">D</w:t>
-                  </w:r>
-                  <w:r>
-                    <w:rPr>
-                      <w:rFonts w:ascii="Avenir Next" w:hAnsi="Avenir Next" w:cs="Avenir Next" w:eastAsia="Avenir Next"/>
-                      <w:color w:val="1A1A1A"/>
-                      <w:sz w:val="19"/>
-                      <w:szCs w:val="19"/>
-                    </w:rPr>
                     <w:tab/>
                   </w:r>
                   <w:r>
                     <w:rPr>
                       <w:rFonts w:ascii="Avenir Next" w:hAnsi="Avenir Next" w:cs="Avenir Next" w:eastAsia="Avenir Next"/>
                       <w:color w:val="1A1A1A"/>
-                      <w:sz w:val="19"/>
+                      <w:sz w:val="22"/>
                       <w:szCs w:val="19"/>
                     </w:rPr>
                     <w:t xml:space="preserve">subtract 3.28</w:t>
@@ -1725,7 +1726,7 @@
         <w:rPr>
           <w:rFonts w:ascii="Avenir Next" w:hAnsi="Avenir Next" w:cs="Avenir Next" w:eastAsia="Avenir Next"/>
           <w:color w:val="1A1A1A"/>
-          <w:sz w:val="17"/>
+          <w:sz w:val="22"/>
           <w:szCs w:val="17"/>
         </w:rPr>
         <w:t xml:space="preserve">  I got it</w:t>
@@ -1743,7 +1744,7 @@
         <w:rPr>
           <w:rFonts w:ascii="Avenir Next" w:hAnsi="Avenir Next" w:cs="Avenir Next" w:eastAsia="Avenir Next"/>
           <w:color w:val="1A1A1A"/>
-          <w:sz w:val="17"/>
+          <w:sz w:val="22"/>
           <w:szCs w:val="17"/>
         </w:rPr>
         <w:t xml:space="preserve">  Almost</w:t>
@@ -1761,7 +1762,7 @@
         <w:rPr>
           <w:rFonts w:ascii="Avenir Next" w:hAnsi="Avenir Next" w:cs="Avenir Next" w:eastAsia="Avenir Next"/>
           <w:color w:val="1A1A1A"/>
-          <w:sz w:val="17"/>
+          <w:sz w:val="22"/>
           <w:szCs w:val="17"/>
         </w:rPr>
         <w:t xml:space="preserve">  I need help</w:t>
@@ -1800,7 +1801,7 @@
         <w:rPr>
           <w:rFonts w:ascii="Avenir Next" w:hAnsi="Avenir Next" w:cs="Avenir Next" w:eastAsia="Avenir Next"/>
           <w:color w:val="1A1A1A"/>
-          <w:sz w:val="18"/>
+          <w:sz w:val="22"/>
           <w:szCs w:val="18"/>
         </w:rPr>
         <w:t xml:space="preserve">Name</w:t>
@@ -1885,25 +1886,25 @@
                 <w:rFonts w:ascii="Avenir Next" w:hAnsi="Avenir Next" w:cs="Avenir Next" w:eastAsia="Avenir Next"/>
                 <w:b/>
                 <w:color w:val="1A1A1A"/>
+                <w:sz w:val="22"/>
+                <w:szCs w:val="20"/>
+              </w:rPr>
+              <w:t xml:space="preserve">1.</w:t>
+            </w:r>
+            <w:r>
+              <w:rPr>
+                <w:rFonts w:ascii="Avenir Next" w:hAnsi="Avenir Next" w:cs="Avenir Next" w:eastAsia="Avenir Next"/>
+                <w:color w:val="1A1A1A"/>
                 <w:sz w:val="20"/>
                 <w:szCs w:val="20"/>
               </w:rPr>
-              <w:t xml:space="preserve">1.</w:t>
-            </w:r>
-            <w:r>
-              <w:rPr>
-                <w:rFonts w:ascii="Avenir Next" w:hAnsi="Avenir Next" w:cs="Avenir Next" w:eastAsia="Avenir Next"/>
-                <w:color w:val="1A1A1A"/>
-                <w:sz w:val="20"/>
-                <w:szCs w:val="20"/>
-              </w:rPr>
               <w:tab/>
             </w:r>
             <w:r>
               <w:rPr>
                 <w:rFonts w:ascii="Avenir Next" w:hAnsi="Avenir Next" w:cs="Avenir Next" w:eastAsia="Avenir Next"/>
                 <w:color w:val="1A1A1A"/>
-                <w:sz w:val="20"/>
+                <w:sz w:val="22"/>
                 <w:szCs w:val="20"/>
               </w:rPr>
               <w:t xml:space="preserve">Complete each step. (1 kg ≈ 2.2 lb)</w:t>
@@ -1958,10 +1959,28 @@
                       <w:rFonts w:ascii="Avenir Next" w:hAnsi="Avenir Next" w:cs="Avenir Next" w:eastAsia="Avenir Next"/>
                       <w:b/>
                       <w:color w:val="003A70"/>
+                      <w:sz w:val="22"/>
+                      <w:szCs w:val="20"/>
+                    </w:rPr>
+                    <w:t xml:space="preserve">a.</w:t>
+                  </w:r>
+                  <w:r>
+                    <w:rPr>
+                      <w:rFonts w:ascii="Avenir Next" w:hAnsi="Avenir Next" w:cs="Avenir Next" w:eastAsia="Avenir Next"/>
+                      <w:color w:val="1A1A1A"/>
                       <w:sz w:val="20"/>
                       <w:szCs w:val="20"/>
                     </w:rPr>
-                    <w:t xml:space="preserve">a.</w:t>
+                    <w:tab/>
+                  </w:r>
+                  <w:r>
+                    <w:rPr>
+                      <w:rFonts w:ascii="Avenir Next" w:hAnsi="Avenir Next" w:cs="Avenir Next" w:eastAsia="Avenir Next"/>
+                      <w:color w:val="1A1A1A"/>
+                      <w:sz w:val="22"/>
+                      <w:szCs w:val="20"/>
+                    </w:rPr>
+                    <w:t xml:space="preserve">55 lb ≈</w:t>
                   </w:r>
                   <w:r>
                     <w:rPr>
@@ -1970,7 +1989,7 @@
                       <w:sz w:val="20"/>
                       <w:szCs w:val="20"/>
                     </w:rPr>
-                    <w:tab/>
+                    <w:t xml:space="preserve">  </w:t>
                   </w:r>
                   <w:r>
                     <w:rPr>
@@ -1978,24 +1997,6 @@
                       <w:color w:val="1A1A1A"/>
                       <w:sz w:val="20"/>
                       <w:szCs w:val="20"/>
-                    </w:rPr>
-                    <w:t xml:space="preserve">55 lb ≈</w:t>
-                  </w:r>
-                  <w:r>
-                    <w:rPr>
-                      <w:rFonts w:ascii="Avenir Next" w:hAnsi="Avenir Next" w:cs="Avenir Next" w:eastAsia="Avenir Next"/>
-                      <w:color w:val="1A1A1A"/>
-                      <w:sz w:val="20"/>
-                      <w:szCs w:val="20"/>
-                    </w:rPr>
-                    <w:t xml:space="preserve">  </w:t>
-                  </w:r>
-                  <w:r>
-                    <w:rPr>
-                      <w:rFonts w:ascii="Avenir Next" w:hAnsi="Avenir Next" w:cs="Avenir Next" w:eastAsia="Avenir Next"/>
-                      <w:color w:val="1A1A1A"/>
-                      <w:sz w:val="20"/>
-                      <w:szCs w:val="20"/>
                       <w:u w:val="single"/>
                     </w:rPr>
                     <w:t xml:space="preserve">        </w:t>
@@ -2004,7 +2005,7 @@
                     <w:rPr>
                       <w:rFonts w:ascii="Avenir Next" w:hAnsi="Avenir Next" w:cs="Avenir Next" w:eastAsia="Avenir Next"/>
                       <w:color w:val="1A1A1A"/>
-                      <w:sz w:val="20"/>
+                      <w:sz w:val="22"/>
                       <w:szCs w:val="20"/>
                     </w:rPr>
                     <w:t xml:space="preserve"> kg</w:t>
@@ -2029,10 +2030,28 @@
                       <w:rFonts w:ascii="Avenir Next" w:hAnsi="Avenir Next" w:cs="Avenir Next" w:eastAsia="Avenir Next"/>
                       <w:b/>
                       <w:color w:val="003A70"/>
+                      <w:sz w:val="22"/>
+                      <w:szCs w:val="20"/>
+                    </w:rPr>
+                    <w:t xml:space="preserve">b.</w:t>
+                  </w:r>
+                  <w:r>
+                    <w:rPr>
+                      <w:rFonts w:ascii="Avenir Next" w:hAnsi="Avenir Next" w:cs="Avenir Next" w:eastAsia="Avenir Next"/>
+                      <w:color w:val="1A1A1A"/>
                       <w:sz w:val="20"/>
                       <w:szCs w:val="20"/>
                     </w:rPr>
-                    <w:t xml:space="preserve">b.</w:t>
+                    <w:tab/>
+                  </w:r>
+                  <w:r>
+                    <w:rPr>
+                      <w:rFonts w:ascii="Avenir Next" w:hAnsi="Avenir Next" w:cs="Avenir Next" w:eastAsia="Avenir Next"/>
+                      <w:color w:val="1A1A1A"/>
+                      <w:sz w:val="22"/>
+                      <w:szCs w:val="20"/>
+                    </w:rPr>
+                    <w:t xml:space="preserve">25 kg × 2 mg per kg =</w:t>
                   </w:r>
                   <w:r>
                     <w:rPr>
@@ -2041,7 +2060,7 @@
                       <w:sz w:val="20"/>
                       <w:szCs w:val="20"/>
                     </w:rPr>
-                    <w:tab/>
+                    <w:t xml:space="preserve">  </w:t>
                   </w:r>
                   <w:r>
                     <w:rPr>
@@ -2049,24 +2068,6 @@
                       <w:color w:val="1A1A1A"/>
                       <w:sz w:val="20"/>
                       <w:szCs w:val="20"/>
-                    </w:rPr>
-                    <w:t xml:space="preserve">25 kg × 2 mg per kg =</w:t>
-                  </w:r>
-                  <w:r>
-                    <w:rPr>
-                      <w:rFonts w:ascii="Avenir Next" w:hAnsi="Avenir Next" w:cs="Avenir Next" w:eastAsia="Avenir Next"/>
-                      <w:color w:val="1A1A1A"/>
-                      <w:sz w:val="20"/>
-                      <w:szCs w:val="20"/>
-                    </w:rPr>
-                    <w:t xml:space="preserve">  </w:t>
-                  </w:r>
-                  <w:r>
-                    <w:rPr>
-                      <w:rFonts w:ascii="Avenir Next" w:hAnsi="Avenir Next" w:cs="Avenir Next" w:eastAsia="Avenir Next"/>
-                      <w:color w:val="1A1A1A"/>
-                      <w:sz w:val="20"/>
-                      <w:szCs w:val="20"/>
                       <w:u w:val="single"/>
                     </w:rPr>
                     <w:t xml:space="preserve">        </w:t>
@@ -2075,7 +2076,7 @@
                     <w:rPr>
                       <w:rFonts w:ascii="Avenir Next" w:hAnsi="Avenir Next" w:cs="Avenir Next" w:eastAsia="Avenir Next"/>
                       <w:color w:val="1A1A1A"/>
-                      <w:sz w:val="20"/>
+                      <w:sz w:val="22"/>
                       <w:szCs w:val="20"/>
                     </w:rPr>
                     <w:t xml:space="preserve"> mg</w:t>
@@ -2149,25 +2150,25 @@
                 <w:rFonts w:ascii="Avenir Next" w:hAnsi="Avenir Next" w:cs="Avenir Next" w:eastAsia="Avenir Next"/>
                 <w:b/>
                 <w:color w:val="1A1A1A"/>
+                <w:sz w:val="22"/>
+                <w:szCs w:val="20"/>
+              </w:rPr>
+              <w:t xml:space="preserve">2.</w:t>
+            </w:r>
+            <w:r>
+              <w:rPr>
+                <w:rFonts w:ascii="Avenir Next" w:hAnsi="Avenir Next" w:cs="Avenir Next" w:eastAsia="Avenir Next"/>
+                <w:color w:val="1A1A1A"/>
                 <w:sz w:val="20"/>
                 <w:szCs w:val="20"/>
               </w:rPr>
-              <w:t xml:space="preserve">2.</w:t>
-            </w:r>
-            <w:r>
-              <w:rPr>
-                <w:rFonts w:ascii="Avenir Next" w:hAnsi="Avenir Next" w:cs="Avenir Next" w:eastAsia="Avenir Next"/>
-                <w:color w:val="1A1A1A"/>
-                <w:sz w:val="20"/>
-                <w:szCs w:val="20"/>
-              </w:rPr>
               <w:tab/>
             </w:r>
             <w:r>
               <w:rPr>
                 <w:rFonts w:ascii="Avenir Next" w:hAnsi="Avenir Next" w:cs="Avenir Next" w:eastAsia="Avenir Next"/>
                 <w:color w:val="1A1A1A"/>
-                <w:sz w:val="20"/>
+                <w:sz w:val="22"/>
                 <w:szCs w:val="20"/>
               </w:rPr>
               <w:t xml:space="preserve">A trip is 180 km. A car uses 1 L of fuel every 12 km. Fuel costs $2 per liter. Find the fuel cost.</w:t>
@@ -2244,7 +2245,7 @@
                 <w:rFonts w:ascii="Avenir Next" w:hAnsi="Avenir Next" w:cs="Avenir Next" w:eastAsia="Avenir Next"/>
                 <w:b/>
                 <w:color w:val="1A1A1A"/>
-                <w:sz w:val="18"/>
+                <w:sz w:val="22"/>
                 <w:szCs w:val="18"/>
               </w:rPr>
               <w:t xml:space="preserve">Cost</w:t>
@@ -2319,25 +2320,25 @@
                 <w:rFonts w:ascii="Avenir Next" w:hAnsi="Avenir Next" w:cs="Avenir Next" w:eastAsia="Avenir Next"/>
                 <w:b/>
                 <w:color w:val="1A1A1A"/>
+                <w:sz w:val="22"/>
+                <w:szCs w:val="20"/>
+              </w:rPr>
+              <w:t xml:space="preserve">3.</w:t>
+            </w:r>
+            <w:r>
+              <w:rPr>
+                <w:rFonts w:ascii="Avenir Next" w:hAnsi="Avenir Next" w:cs="Avenir Next" w:eastAsia="Avenir Next"/>
+                <w:color w:val="1A1A1A"/>
                 <w:sz w:val="20"/>
                 <w:szCs w:val="20"/>
               </w:rPr>
-              <w:t xml:space="preserve">3.</w:t>
-            </w:r>
-            <w:r>
-              <w:rPr>
-                <w:rFonts w:ascii="Avenir Next" w:hAnsi="Avenir Next" w:cs="Avenir Next" w:eastAsia="Avenir Next"/>
-                <w:color w:val="1A1A1A"/>
-                <w:sz w:val="20"/>
-                <w:szCs w:val="20"/>
-              </w:rPr>
               <w:tab/>
             </w:r>
             <w:r>
               <w:rPr>
                 <w:rFonts w:ascii="Avenir Next" w:hAnsi="Avenir Next" w:cs="Avenir Next" w:eastAsia="Avenir Next"/>
                 <w:color w:val="1A1A1A"/>
-                <w:sz w:val="20"/>
+                <w:sz w:val="22"/>
                 <w:szCs w:val="20"/>
               </w:rPr>
               <w:t xml:space="preserve">In a multi-step conversion, you should convert units —</w:t>
@@ -2391,25 +2392,25 @@
                       <w:rFonts w:ascii="Avenir Next" w:hAnsi="Avenir Next" w:cs="Avenir Next" w:eastAsia="Avenir Next"/>
                       <w:b/>
                       <w:color w:val="003A70"/>
+                      <w:sz w:val="22"/>
+                      <w:szCs w:val="19"/>
+                    </w:rPr>
+                    <w:t xml:space="preserve">A</w:t>
+                  </w:r>
+                  <w:r>
+                    <w:rPr>
+                      <w:rFonts w:ascii="Avenir Next" w:hAnsi="Avenir Next" w:cs="Avenir Next" w:eastAsia="Avenir Next"/>
+                      <w:color w:val="1A1A1A"/>
                       <w:sz w:val="19"/>
                       <w:szCs w:val="19"/>
                     </w:rPr>
-                    <w:t xml:space="preserve">A</w:t>
-                  </w:r>
-                  <w:r>
-                    <w:rPr>
-                      <w:rFonts w:ascii="Avenir Next" w:hAnsi="Avenir Next" w:cs="Avenir Next" w:eastAsia="Avenir Next"/>
-                      <w:color w:val="1A1A1A"/>
-                      <w:sz w:val="19"/>
-                      <w:szCs w:val="19"/>
-                    </w:rPr>
                     <w:tab/>
                   </w:r>
                   <w:r>
                     <w:rPr>
                       <w:rFonts w:ascii="Avenir Next" w:hAnsi="Avenir Next" w:cs="Avenir Next" w:eastAsia="Avenir Next"/>
                       <w:color w:val="1A1A1A"/>
-                      <w:sz w:val="19"/>
+                      <w:sz w:val="22"/>
                       <w:szCs w:val="19"/>
                     </w:rPr>
                     <w:t xml:space="preserve">before you use the rate</w:t>
@@ -2434,25 +2435,25 @@
                       <w:rFonts w:ascii="Avenir Next" w:hAnsi="Avenir Next" w:cs="Avenir Next" w:eastAsia="Avenir Next"/>
                       <w:b/>
                       <w:color w:val="003A70"/>
+                      <w:sz w:val="22"/>
+                      <w:szCs w:val="19"/>
+                    </w:rPr>
+                    <w:t xml:space="preserve">B</w:t>
+                  </w:r>
+                  <w:r>
+                    <w:rPr>
+                      <w:rFonts w:ascii="Avenir Next" w:hAnsi="Avenir Next" w:cs="Avenir Next" w:eastAsia="Avenir Next"/>
+                      <w:color w:val="1A1A1A"/>
                       <w:sz w:val="19"/>
                       <w:szCs w:val="19"/>
                     </w:rPr>
-                    <w:t xml:space="preserve">B</w:t>
-                  </w:r>
-                  <w:r>
-                    <w:rPr>
-                      <w:rFonts w:ascii="Avenir Next" w:hAnsi="Avenir Next" w:cs="Avenir Next" w:eastAsia="Avenir Next"/>
-                      <w:color w:val="1A1A1A"/>
-                      <w:sz w:val="19"/>
-                      <w:szCs w:val="19"/>
-                    </w:rPr>
                     <w:tab/>
                   </w:r>
                   <w:r>
                     <w:rPr>
                       <w:rFonts w:ascii="Avenir Next" w:hAnsi="Avenir Next" w:cs="Avenir Next" w:eastAsia="Avenir Next"/>
                       <w:color w:val="1A1A1A"/>
-                      <w:sz w:val="19"/>
+                      <w:sz w:val="22"/>
                       <w:szCs w:val="19"/>
                     </w:rPr>
                     <w:t xml:space="preserve">after you find the answer</w:t>
@@ -2482,25 +2483,25 @@
                       <w:rFonts w:ascii="Avenir Next" w:hAnsi="Avenir Next" w:cs="Avenir Next" w:eastAsia="Avenir Next"/>
                       <w:b/>
                       <w:color w:val="003A70"/>
+                      <w:sz w:val="22"/>
+                      <w:szCs w:val="19"/>
+                    </w:rPr>
+                    <w:t xml:space="preserve">C</w:t>
+                  </w:r>
+                  <w:r>
+                    <w:rPr>
+                      <w:rFonts w:ascii="Avenir Next" w:hAnsi="Avenir Next" w:cs="Avenir Next" w:eastAsia="Avenir Next"/>
+                      <w:color w:val="1A1A1A"/>
                       <w:sz w:val="19"/>
                       <w:szCs w:val="19"/>
                     </w:rPr>
-                    <w:t xml:space="preserve">C</w:t>
-                  </w:r>
-                  <w:r>
-                    <w:rPr>
-                      <w:rFonts w:ascii="Avenir Next" w:hAnsi="Avenir Next" w:cs="Avenir Next" w:eastAsia="Avenir Next"/>
-                      <w:color w:val="1A1A1A"/>
-                      <w:sz w:val="19"/>
-                      <w:szCs w:val="19"/>
-                    </w:rPr>
                     <w:tab/>
                   </w:r>
                   <w:r>
                     <w:rPr>
                       <w:rFonts w:ascii="Avenir Next" w:hAnsi="Avenir Next" w:cs="Avenir Next" w:eastAsia="Avenir Next"/>
                       <w:color w:val="1A1A1A"/>
-                      <w:sz w:val="19"/>
+                      <w:sz w:val="22"/>
                       <w:szCs w:val="19"/>
                     </w:rPr>
                     <w:t xml:space="preserve">only if the numbers are big</w:t>
@@ -2525,25 +2526,25 @@
                       <w:rFonts w:ascii="Avenir Next" w:hAnsi="Avenir Next" w:cs="Avenir Next" w:eastAsia="Avenir Next"/>
                       <w:b/>
                       <w:color w:val="003A70"/>
+                      <w:sz w:val="22"/>
+                      <w:szCs w:val="19"/>
+                    </w:rPr>
+                    <w:t xml:space="preserve">D</w:t>
+                  </w:r>
+                  <w:r>
+                    <w:rPr>
+                      <w:rFonts w:ascii="Avenir Next" w:hAnsi="Avenir Next" w:cs="Avenir Next" w:eastAsia="Avenir Next"/>
+                      <w:color w:val="1A1A1A"/>
                       <w:sz w:val="19"/>
                       <w:szCs w:val="19"/>
                     </w:rPr>
-                    <w:t xml:space="preserve">D</w:t>
-                  </w:r>
-                  <w:r>
-                    <w:rPr>
-                      <w:rFonts w:ascii="Avenir Next" w:hAnsi="Avenir Next" w:cs="Avenir Next" w:eastAsia="Avenir Next"/>
-                      <w:color w:val="1A1A1A"/>
-                      <w:sz w:val="19"/>
-                      <w:szCs w:val="19"/>
-                    </w:rPr>
                     <w:tab/>
                   </w:r>
                   <w:r>
                     <w:rPr>
                       <w:rFonts w:ascii="Avenir Next" w:hAnsi="Avenir Next" w:cs="Avenir Next" w:eastAsia="Avenir Next"/>
                       <w:color w:val="1A1A1A"/>
-                      <w:sz w:val="19"/>
+                      <w:sz w:val="22"/>
                       <w:szCs w:val="19"/>
                     </w:rPr>
                     <w:t xml:space="preserve">never</w:t>
@@ -2593,7 +2594,7 @@
         <w:rPr>
           <w:rFonts w:ascii="Avenir Next" w:hAnsi="Avenir Next" w:cs="Avenir Next" w:eastAsia="Avenir Next"/>
           <w:color w:val="1A1A1A"/>
-          <w:sz w:val="17"/>
+          <w:sz w:val="22"/>
           <w:szCs w:val="17"/>
         </w:rPr>
         <w:t xml:space="preserve">  I got it</w:t>
@@ -2611,7 +2612,7 @@
         <w:rPr>
           <w:rFonts w:ascii="Avenir Next" w:hAnsi="Avenir Next" w:cs="Avenir Next" w:eastAsia="Avenir Next"/>
           <w:color w:val="1A1A1A"/>
-          <w:sz w:val="17"/>
+          <w:sz w:val="22"/>
           <w:szCs w:val="17"/>
         </w:rPr>
         <w:t xml:space="preserve">  Almost</w:t>
@@ -2629,7 +2630,7 @@
         <w:rPr>
           <w:rFonts w:ascii="Avenir Next" w:hAnsi="Avenir Next" w:cs="Avenir Next" w:eastAsia="Avenir Next"/>
           <w:color w:val="1A1A1A"/>
-          <w:sz w:val="17"/>
+          <w:sz w:val="22"/>
           <w:szCs w:val="17"/>
         </w:rPr>
         <w:t xml:space="preserve">  I need help</w:t>
@@ -2686,7 +2687,7 @@
         <w:rPr>
           <w:rFonts w:ascii="Avenir Next" w:hAnsi="Avenir Next" w:cs="Avenir Next" w:eastAsia="Avenir Next"/>
           <w:color w:val="1A1A1A"/>
-          <w:sz w:val="18"/>
+          <w:sz w:val="22"/>
           <w:szCs w:val="18"/>
         </w:rPr>
         <w:t xml:space="preserve">Name</w:t>
@@ -2771,25 +2772,25 @@
                 <w:rFonts w:ascii="Avenir Next" w:hAnsi="Avenir Next" w:cs="Avenir Next" w:eastAsia="Avenir Next"/>
                 <w:b/>
                 <w:color w:val="1A1A1A"/>
+                <w:sz w:val="22"/>
+                <w:szCs w:val="20"/>
+              </w:rPr>
+              <w:t xml:space="preserve">1.</w:t>
+            </w:r>
+            <w:r>
+              <w:rPr>
+                <w:rFonts w:ascii="Avenir Next" w:hAnsi="Avenir Next" w:cs="Avenir Next" w:eastAsia="Avenir Next"/>
+                <w:color w:val="1A1A1A"/>
                 <w:sz w:val="20"/>
                 <w:szCs w:val="20"/>
               </w:rPr>
-              <w:t xml:space="preserve">1.</w:t>
-            </w:r>
-            <w:r>
-              <w:rPr>
-                <w:rFonts w:ascii="Avenir Next" w:hAnsi="Avenir Next" w:cs="Avenir Next" w:eastAsia="Avenir Next"/>
-                <w:color w:val="1A1A1A"/>
-                <w:sz w:val="20"/>
-                <w:szCs w:val="20"/>
-              </w:rPr>
               <w:tab/>
             </w:r>
             <w:r>
               <w:rPr>
                 <w:rFonts w:ascii="Avenir Next" w:hAnsi="Avenir Next" w:cs="Avenir Next" w:eastAsia="Avenir Next"/>
                 <w:color w:val="1A1A1A"/>
-                <w:sz w:val="20"/>
+                <w:sz w:val="22"/>
                 <w:szCs w:val="20"/>
               </w:rPr>
               <w:t xml:space="preserve">Complete each step. (1 kg ≈ 2.2 lb)</w:t>
@@ -2844,10 +2845,28 @@
                       <w:rFonts w:ascii="Avenir Next" w:hAnsi="Avenir Next" w:cs="Avenir Next" w:eastAsia="Avenir Next"/>
                       <w:b/>
                       <w:color w:val="003A70"/>
+                      <w:sz w:val="22"/>
+                      <w:szCs w:val="20"/>
+                    </w:rPr>
+                    <w:t xml:space="preserve">a.</w:t>
+                  </w:r>
+                  <w:r>
+                    <w:rPr>
+                      <w:rFonts w:ascii="Avenir Next" w:hAnsi="Avenir Next" w:cs="Avenir Next" w:eastAsia="Avenir Next"/>
+                      <w:color w:val="1A1A1A"/>
                       <w:sz w:val="20"/>
                       <w:szCs w:val="20"/>
                     </w:rPr>
-                    <w:t xml:space="preserve">a.</w:t>
+                    <w:tab/>
+                  </w:r>
+                  <w:r>
+                    <w:rPr>
+                      <w:rFonts w:ascii="Avenir Next" w:hAnsi="Avenir Next" w:cs="Avenir Next" w:eastAsia="Avenir Next"/>
+                      <w:color w:val="1A1A1A"/>
+                      <w:sz w:val="22"/>
+                      <w:szCs w:val="20"/>
+                    </w:rPr>
+                    <w:t xml:space="preserve">55 lb ≈</w:t>
                   </w:r>
                   <w:r>
                     <w:rPr>
@@ -2856,7 +2875,7 @@
                       <w:sz w:val="20"/>
                       <w:szCs w:val="20"/>
                     </w:rPr>
-                    <w:tab/>
+                    <w:t xml:space="preserve">  </w:t>
                   </w:r>
                   <w:r>
                     <w:rPr>
@@ -2864,24 +2883,6 @@
                       <w:color w:val="1A1A1A"/>
                       <w:sz w:val="20"/>
                       <w:szCs w:val="20"/>
-                    </w:rPr>
-                    <w:t xml:space="preserve">55 lb ≈</w:t>
-                  </w:r>
-                  <w:r>
-                    <w:rPr>
-                      <w:rFonts w:ascii="Avenir Next" w:hAnsi="Avenir Next" w:cs="Avenir Next" w:eastAsia="Avenir Next"/>
-                      <w:color w:val="1A1A1A"/>
-                      <w:sz w:val="20"/>
-                      <w:szCs w:val="20"/>
-                    </w:rPr>
-                    <w:t xml:space="preserve">  </w:t>
-                  </w:r>
-                  <w:r>
-                    <w:rPr>
-                      <w:rFonts w:ascii="Avenir Next" w:hAnsi="Avenir Next" w:cs="Avenir Next" w:eastAsia="Avenir Next"/>
-                      <w:color w:val="1A1A1A"/>
-                      <w:sz w:val="20"/>
-                      <w:szCs w:val="20"/>
                       <w:u w:val="single"/>
                     </w:rPr>
                     <w:t xml:space="preserve">        </w:t>
@@ -2890,7 +2891,7 @@
                     <w:rPr>
                       <w:rFonts w:ascii="Avenir Next" w:hAnsi="Avenir Next" w:cs="Avenir Next" w:eastAsia="Avenir Next"/>
                       <w:color w:val="1A1A1A"/>
-                      <w:sz w:val="20"/>
+                      <w:sz w:val="22"/>
                       <w:szCs w:val="20"/>
                     </w:rPr>
                     <w:t xml:space="preserve"> kg</w:t>
@@ -2915,10 +2916,28 @@
                       <w:rFonts w:ascii="Avenir Next" w:hAnsi="Avenir Next" w:cs="Avenir Next" w:eastAsia="Avenir Next"/>
                       <w:b/>
                       <w:color w:val="003A70"/>
+                      <w:sz w:val="22"/>
+                      <w:szCs w:val="20"/>
+                    </w:rPr>
+                    <w:t xml:space="preserve">b.</w:t>
+                  </w:r>
+                  <w:r>
+                    <w:rPr>
+                      <w:rFonts w:ascii="Avenir Next" w:hAnsi="Avenir Next" w:cs="Avenir Next" w:eastAsia="Avenir Next"/>
+                      <w:color w:val="1A1A1A"/>
                       <w:sz w:val="20"/>
                       <w:szCs w:val="20"/>
                     </w:rPr>
-                    <w:t xml:space="preserve">b.</w:t>
+                    <w:tab/>
+                  </w:r>
+                  <w:r>
+                    <w:rPr>
+                      <w:rFonts w:ascii="Avenir Next" w:hAnsi="Avenir Next" w:cs="Avenir Next" w:eastAsia="Avenir Next"/>
+                      <w:color w:val="1A1A1A"/>
+                      <w:sz w:val="22"/>
+                      <w:szCs w:val="20"/>
+                    </w:rPr>
+                    <w:t xml:space="preserve">25 kg × 2 mg per kg =</w:t>
                   </w:r>
                   <w:r>
                     <w:rPr>
@@ -2927,7 +2946,7 @@
                       <w:sz w:val="20"/>
                       <w:szCs w:val="20"/>
                     </w:rPr>
-                    <w:tab/>
+                    <w:t xml:space="preserve">  </w:t>
                   </w:r>
                   <w:r>
                     <w:rPr>
@@ -2935,24 +2954,6 @@
                       <w:color w:val="1A1A1A"/>
                       <w:sz w:val="20"/>
                       <w:szCs w:val="20"/>
-                    </w:rPr>
-                    <w:t xml:space="preserve">25 kg × 2 mg per kg =</w:t>
-                  </w:r>
-                  <w:r>
-                    <w:rPr>
-                      <w:rFonts w:ascii="Avenir Next" w:hAnsi="Avenir Next" w:cs="Avenir Next" w:eastAsia="Avenir Next"/>
-                      <w:color w:val="1A1A1A"/>
-                      <w:sz w:val="20"/>
-                      <w:szCs w:val="20"/>
-                    </w:rPr>
-                    <w:t xml:space="preserve">  </w:t>
-                  </w:r>
-                  <w:r>
-                    <w:rPr>
-                      <w:rFonts w:ascii="Avenir Next" w:hAnsi="Avenir Next" w:cs="Avenir Next" w:eastAsia="Avenir Next"/>
-                      <w:color w:val="1A1A1A"/>
-                      <w:sz w:val="20"/>
-                      <w:szCs w:val="20"/>
                       <w:u w:val="single"/>
                     </w:rPr>
                     <w:t xml:space="preserve">        </w:t>
@@ -2961,7 +2962,7 @@
                     <w:rPr>
                       <w:rFonts w:ascii="Avenir Next" w:hAnsi="Avenir Next" w:cs="Avenir Next" w:eastAsia="Avenir Next"/>
                       <w:color w:val="1A1A1A"/>
-                      <w:sz w:val="20"/>
+                      <w:sz w:val="22"/>
                       <w:szCs w:val="20"/>
                     </w:rPr>
                     <w:t xml:space="preserve"> mg</w:t>
@@ -3035,25 +3036,25 @@
                 <w:rFonts w:ascii="Avenir Next" w:hAnsi="Avenir Next" w:cs="Avenir Next" w:eastAsia="Avenir Next"/>
                 <w:b/>
                 <w:color w:val="1A1A1A"/>
+                <w:sz w:val="22"/>
+                <w:szCs w:val="20"/>
+              </w:rPr>
+              <w:t xml:space="preserve">2.</w:t>
+            </w:r>
+            <w:r>
+              <w:rPr>
+                <w:rFonts w:ascii="Avenir Next" w:hAnsi="Avenir Next" w:cs="Avenir Next" w:eastAsia="Avenir Next"/>
+                <w:color w:val="1A1A1A"/>
                 <w:sz w:val="20"/>
                 <w:szCs w:val="20"/>
               </w:rPr>
-              <w:t xml:space="preserve">2.</w:t>
-            </w:r>
-            <w:r>
-              <w:rPr>
-                <w:rFonts w:ascii="Avenir Next" w:hAnsi="Avenir Next" w:cs="Avenir Next" w:eastAsia="Avenir Next"/>
-                <w:color w:val="1A1A1A"/>
-                <w:sz w:val="20"/>
-                <w:szCs w:val="20"/>
-              </w:rPr>
               <w:tab/>
             </w:r>
             <w:r>
               <w:rPr>
                 <w:rFonts w:ascii="Avenir Next" w:hAnsi="Avenir Next" w:cs="Avenir Next" w:eastAsia="Avenir Next"/>
                 <w:color w:val="1A1A1A"/>
-                <w:sz w:val="20"/>
+                <w:sz w:val="22"/>
                 <w:szCs w:val="20"/>
               </w:rPr>
               <w:t xml:space="preserve">A trip is 180 km. A car uses 1 L of fuel every 12 km. Fuel costs $2 per liter. Find the fuel cost.</w:t>
@@ -3130,7 +3131,7 @@
                 <w:rFonts w:ascii="Avenir Next" w:hAnsi="Avenir Next" w:cs="Avenir Next" w:eastAsia="Avenir Next"/>
                 <w:b/>
                 <w:color w:val="1A1A1A"/>
-                <w:sz w:val="18"/>
+                <w:sz w:val="22"/>
                 <w:szCs w:val="18"/>
               </w:rPr>
               <w:t xml:space="preserve">Cost</w:t>
@@ -3205,25 +3206,25 @@
                 <w:rFonts w:ascii="Avenir Next" w:hAnsi="Avenir Next" w:cs="Avenir Next" w:eastAsia="Avenir Next"/>
                 <w:b/>
                 <w:color w:val="1A1A1A"/>
+                <w:sz w:val="22"/>
+                <w:szCs w:val="20"/>
+              </w:rPr>
+              <w:t xml:space="preserve">3.</w:t>
+            </w:r>
+            <w:r>
+              <w:rPr>
+                <w:rFonts w:ascii="Avenir Next" w:hAnsi="Avenir Next" w:cs="Avenir Next" w:eastAsia="Avenir Next"/>
+                <w:color w:val="1A1A1A"/>
                 <w:sz w:val="20"/>
                 <w:szCs w:val="20"/>
               </w:rPr>
-              <w:t xml:space="preserve">3.</w:t>
-            </w:r>
-            <w:r>
-              <w:rPr>
-                <w:rFonts w:ascii="Avenir Next" w:hAnsi="Avenir Next" w:cs="Avenir Next" w:eastAsia="Avenir Next"/>
-                <w:color w:val="1A1A1A"/>
-                <w:sz w:val="20"/>
-                <w:szCs w:val="20"/>
-              </w:rPr>
               <w:tab/>
             </w:r>
             <w:r>
               <w:rPr>
                 <w:rFonts w:ascii="Avenir Next" w:hAnsi="Avenir Next" w:cs="Avenir Next" w:eastAsia="Avenir Next"/>
                 <w:color w:val="1A1A1A"/>
-                <w:sz w:val="20"/>
+                <w:sz w:val="22"/>
                 <w:szCs w:val="20"/>
               </w:rPr>
               <w:t xml:space="preserve">In a multi-step conversion, you should convert units —</w:t>
@@ -3277,25 +3278,25 @@
                       <w:rFonts w:ascii="Avenir Next" w:hAnsi="Avenir Next" w:cs="Avenir Next" w:eastAsia="Avenir Next"/>
                       <w:b/>
                       <w:color w:val="003A70"/>
+                      <w:sz w:val="22"/>
+                      <w:szCs w:val="19"/>
+                    </w:rPr>
+                    <w:t xml:space="preserve">A</w:t>
+                  </w:r>
+                  <w:r>
+                    <w:rPr>
+                      <w:rFonts w:ascii="Avenir Next" w:hAnsi="Avenir Next" w:cs="Avenir Next" w:eastAsia="Avenir Next"/>
+                      <w:color w:val="1A1A1A"/>
                       <w:sz w:val="19"/>
                       <w:szCs w:val="19"/>
                     </w:rPr>
-                    <w:t xml:space="preserve">A</w:t>
-                  </w:r>
-                  <w:r>
-                    <w:rPr>
-                      <w:rFonts w:ascii="Avenir Next" w:hAnsi="Avenir Next" w:cs="Avenir Next" w:eastAsia="Avenir Next"/>
-                      <w:color w:val="1A1A1A"/>
-                      <w:sz w:val="19"/>
-                      <w:szCs w:val="19"/>
-                    </w:rPr>
                     <w:tab/>
                   </w:r>
                   <w:r>
                     <w:rPr>
                       <w:rFonts w:ascii="Avenir Next" w:hAnsi="Avenir Next" w:cs="Avenir Next" w:eastAsia="Avenir Next"/>
                       <w:color w:val="1A1A1A"/>
-                      <w:sz w:val="19"/>
+                      <w:sz w:val="22"/>
                       <w:szCs w:val="19"/>
                     </w:rPr>
                     <w:t xml:space="preserve">before you use the rate</w:t>
@@ -3320,25 +3321,25 @@
                       <w:rFonts w:ascii="Avenir Next" w:hAnsi="Avenir Next" w:cs="Avenir Next" w:eastAsia="Avenir Next"/>
                       <w:b/>
                       <w:color w:val="003A70"/>
+                      <w:sz w:val="22"/>
+                      <w:szCs w:val="19"/>
+                    </w:rPr>
+                    <w:t xml:space="preserve">B</w:t>
+                  </w:r>
+                  <w:r>
+                    <w:rPr>
+                      <w:rFonts w:ascii="Avenir Next" w:hAnsi="Avenir Next" w:cs="Avenir Next" w:eastAsia="Avenir Next"/>
+                      <w:color w:val="1A1A1A"/>
                       <w:sz w:val="19"/>
                       <w:szCs w:val="19"/>
                     </w:rPr>
-                    <w:t xml:space="preserve">B</w:t>
-                  </w:r>
-                  <w:r>
-                    <w:rPr>
-                      <w:rFonts w:ascii="Avenir Next" w:hAnsi="Avenir Next" w:cs="Avenir Next" w:eastAsia="Avenir Next"/>
-                      <w:color w:val="1A1A1A"/>
-                      <w:sz w:val="19"/>
-                      <w:szCs w:val="19"/>
-                    </w:rPr>
                     <w:tab/>
                   </w:r>
                   <w:r>
                     <w:rPr>
                       <w:rFonts w:ascii="Avenir Next" w:hAnsi="Avenir Next" w:cs="Avenir Next" w:eastAsia="Avenir Next"/>
                       <w:color w:val="1A1A1A"/>
-                      <w:sz w:val="19"/>
+                      <w:sz w:val="22"/>
                       <w:szCs w:val="19"/>
                     </w:rPr>
                     <w:t xml:space="preserve">after you find the answer</w:t>
@@ -3368,25 +3369,25 @@
                       <w:rFonts w:ascii="Avenir Next" w:hAnsi="Avenir Next" w:cs="Avenir Next" w:eastAsia="Avenir Next"/>
                       <w:b/>
                       <w:color w:val="003A70"/>
+                      <w:sz w:val="22"/>
+                      <w:szCs w:val="19"/>
+                    </w:rPr>
+                    <w:t xml:space="preserve">C</w:t>
+                  </w:r>
+                  <w:r>
+                    <w:rPr>
+                      <w:rFonts w:ascii="Avenir Next" w:hAnsi="Avenir Next" w:cs="Avenir Next" w:eastAsia="Avenir Next"/>
+                      <w:color w:val="1A1A1A"/>
                       <w:sz w:val="19"/>
                       <w:szCs w:val="19"/>
                     </w:rPr>
-                    <w:t xml:space="preserve">C</w:t>
-                  </w:r>
-                  <w:r>
-                    <w:rPr>
-                      <w:rFonts w:ascii="Avenir Next" w:hAnsi="Avenir Next" w:cs="Avenir Next" w:eastAsia="Avenir Next"/>
-                      <w:color w:val="1A1A1A"/>
-                      <w:sz w:val="19"/>
-                      <w:szCs w:val="19"/>
-                    </w:rPr>
                     <w:tab/>
                   </w:r>
                   <w:r>
                     <w:rPr>
                       <w:rFonts w:ascii="Avenir Next" w:hAnsi="Avenir Next" w:cs="Avenir Next" w:eastAsia="Avenir Next"/>
                       <w:color w:val="1A1A1A"/>
-                      <w:sz w:val="19"/>
+                      <w:sz w:val="22"/>
                       <w:szCs w:val="19"/>
                     </w:rPr>
                     <w:t xml:space="preserve">only if the numbers are big</w:t>
@@ -3411,25 +3412,25 @@
                       <w:rFonts w:ascii="Avenir Next" w:hAnsi="Avenir Next" w:cs="Avenir Next" w:eastAsia="Avenir Next"/>
                       <w:b/>
                       <w:color w:val="003A70"/>
+                      <w:sz w:val="22"/>
+                      <w:szCs w:val="19"/>
+                    </w:rPr>
+                    <w:t xml:space="preserve">D</w:t>
+                  </w:r>
+                  <w:r>
+                    <w:rPr>
+                      <w:rFonts w:ascii="Avenir Next" w:hAnsi="Avenir Next" w:cs="Avenir Next" w:eastAsia="Avenir Next"/>
+                      <w:color w:val="1A1A1A"/>
                       <w:sz w:val="19"/>
                       <w:szCs w:val="19"/>
                     </w:rPr>
-                    <w:t xml:space="preserve">D</w:t>
-                  </w:r>
-                  <w:r>
-                    <w:rPr>
-                      <w:rFonts w:ascii="Avenir Next" w:hAnsi="Avenir Next" w:cs="Avenir Next" w:eastAsia="Avenir Next"/>
-                      <w:color w:val="1A1A1A"/>
-                      <w:sz w:val="19"/>
-                      <w:szCs w:val="19"/>
-                    </w:rPr>
                     <w:tab/>
                   </w:r>
                   <w:r>
                     <w:rPr>
                       <w:rFonts w:ascii="Avenir Next" w:hAnsi="Avenir Next" w:cs="Avenir Next" w:eastAsia="Avenir Next"/>
                       <w:color w:val="1A1A1A"/>
-                      <w:sz w:val="19"/>
+                      <w:sz w:val="22"/>
                       <w:szCs w:val="19"/>
                     </w:rPr>
                     <w:t xml:space="preserve">never</w:t>
@@ -3479,7 +3480,7 @@
         <w:rPr>
           <w:rFonts w:ascii="Avenir Next" w:hAnsi="Avenir Next" w:cs="Avenir Next" w:eastAsia="Avenir Next"/>
           <w:color w:val="1A1A1A"/>
-          <w:sz w:val="17"/>
+          <w:sz w:val="22"/>
           <w:szCs w:val="17"/>
         </w:rPr>
         <w:t xml:space="preserve">  I got it</w:t>
@@ -3497,7 +3498,7 @@
         <w:rPr>
           <w:rFonts w:ascii="Avenir Next" w:hAnsi="Avenir Next" w:cs="Avenir Next" w:eastAsia="Avenir Next"/>
           <w:color w:val="1A1A1A"/>
-          <w:sz w:val="17"/>
+          <w:sz w:val="22"/>
           <w:szCs w:val="17"/>
         </w:rPr>
         <w:t xml:space="preserve">  Almost</w:t>
@@ -3515,7 +3516,7 @@
         <w:rPr>
           <w:rFonts w:ascii="Avenir Next" w:hAnsi="Avenir Next" w:cs="Avenir Next" w:eastAsia="Avenir Next"/>
           <w:color w:val="1A1A1A"/>
-          <w:sz w:val="17"/>
+          <w:sz w:val="22"/>
           <w:szCs w:val="17"/>
         </w:rPr>
         <w:t xml:space="preserve">  I need help</w:t>
@@ -3609,7 +3610,106 @@
               <w:sz w:val="15"/>
               <w:szCs w:val="15"/>
             </w:rPr>
-            <w:t xml:space="preserve">Lesson 3-7  ·  Exit Tickets  ·  two per page</w:t>
+            <w:t xml:space="preserve">3-7 · Page </w:t>
+          </w:r>
+          <w:r>
+            <w:rPr>
+              <w:rFonts w:ascii="Avenir Next" w:hAnsi="Avenir Next" w:cs="Avenir Next" w:eastAsia="Avenir Next"/>
+              <w:color w:val="5A5F66"/>
+              <w:sz w:val="15"/>
+              <w:szCs w:val="15"/>
+            </w:rPr>
+            <w:fldChar w:fldCharType="begin"/>
+          </w:r>
+          <w:r>
+            <w:rPr>
+              <w:rFonts w:ascii="Avenir Next" w:hAnsi="Avenir Next" w:cs="Avenir Next" w:eastAsia="Avenir Next"/>
+              <w:color w:val="5A5F66"/>
+              <w:sz w:val="15"/>
+              <w:szCs w:val="15"/>
+            </w:rPr>
+            <w:instrText xml:space="preserve"> PAGE </w:instrText>
+          </w:r>
+          <w:r>
+            <w:rPr>
+              <w:rFonts w:ascii="Avenir Next" w:hAnsi="Avenir Next" w:cs="Avenir Next" w:eastAsia="Avenir Next"/>
+              <w:color w:val="5A5F66"/>
+              <w:sz w:val="15"/>
+              <w:szCs w:val="15"/>
+            </w:rPr>
+            <w:fldChar w:fldCharType="separate"/>
+          </w:r>
+          <w:r>
+            <w:rPr>
+              <w:rFonts w:ascii="Avenir Next" w:hAnsi="Avenir Next" w:cs="Avenir Next" w:eastAsia="Avenir Next"/>
+              <w:color w:val="5A5F66"/>
+              <w:sz w:val="15"/>
+              <w:szCs w:val="15"/>
+            </w:rPr>
+            <w:t xml:space="preserve">1</w:t>
+          </w:r>
+          <w:r>
+            <w:rPr>
+              <w:rFonts w:ascii="Avenir Next" w:hAnsi="Avenir Next" w:cs="Avenir Next" w:eastAsia="Avenir Next"/>
+              <w:color w:val="5A5F66"/>
+              <w:sz w:val="15"/>
+              <w:szCs w:val="15"/>
+            </w:rPr>
+            <w:fldChar w:fldCharType="end"/>
+          </w:r>
+          <w:r>
+            <w:rPr>
+              <w:rFonts w:ascii="Avenir Next" w:hAnsi="Avenir Next" w:cs="Avenir Next" w:eastAsia="Avenir Next"/>
+              <w:color w:val="5A5F66"/>
+              <w:sz w:val="15"/>
+              <w:szCs w:val="15"/>
+            </w:rPr>
+            <w:t xml:space="preserve"> of </w:t>
+          </w:r>
+          <w:r>
+            <w:rPr>
+              <w:rFonts w:ascii="Avenir Next" w:hAnsi="Avenir Next" w:cs="Avenir Next" w:eastAsia="Avenir Next"/>
+              <w:color w:val="5A5F66"/>
+              <w:sz w:val="15"/>
+              <w:szCs w:val="15"/>
+            </w:rPr>
+            <w:fldChar w:fldCharType="begin"/>
+          </w:r>
+          <w:r>
+            <w:rPr>
+              <w:rFonts w:ascii="Avenir Next" w:hAnsi="Avenir Next" w:cs="Avenir Next" w:eastAsia="Avenir Next"/>
+              <w:color w:val="5A5F66"/>
+              <w:sz w:val="15"/>
+              <w:szCs w:val="15"/>
+            </w:rPr>
+            <w:instrText xml:space="preserve"> NUMPAGES </w:instrText>
+          </w:r>
+          <w:r>
+            <w:rPr>
+              <w:rFonts w:ascii="Avenir Next" w:hAnsi="Avenir Next" w:cs="Avenir Next" w:eastAsia="Avenir Next"/>
+              <w:color w:val="5A5F66"/>
+              <w:sz w:val="15"/>
+              <w:szCs w:val="15"/>
+            </w:rPr>
+            <w:fldChar w:fldCharType="separate"/>
+          </w:r>
+          <w:r>
+            <w:rPr>
+              <w:rFonts w:ascii="Avenir Next" w:hAnsi="Avenir Next" w:cs="Avenir Next" w:eastAsia="Avenir Next"/>
+              <w:color w:val="5A5F66"/>
+              <w:sz w:val="15"/>
+              <w:szCs w:val="15"/>
+            </w:rPr>
+            <w:t xml:space="preserve">1</w:t>
+          </w:r>
+          <w:r>
+            <w:rPr>
+              <w:rFonts w:ascii="Avenir Next" w:hAnsi="Avenir Next" w:cs="Avenir Next" w:eastAsia="Avenir Next"/>
+              <w:color w:val="5A5F66"/>
+              <w:sz w:val="15"/>
+              <w:szCs w:val="15"/>
+            </w:rPr>
+            <w:fldChar w:fldCharType="end"/>
           </w:r>
         </w:p>
       </w:tc>
@@ -3652,5 +3752,23 @@
       </w:tblCellMar>
     </w:tblPr>
   </w:style>
+  <w:style w:type="paragraph" w:styleId="Heading1">
+    <w:name w:val="heading 1"/>
+    <w:basedOn w:val="Normal"/>
+    <w:pPr>
+      <w:outlineLvl w:val="0"/>
+      <w:keepNext w:val="0"/>
+      <w:keepLines w:val="0"/>
+    </w:pPr>
+  </w:style>
+  <w:style w:type="paragraph" w:styleId="Heading2">
+    <w:name w:val="heading 2"/>
+    <w:basedOn w:val="Normal"/>
+    <w:pPr>
+      <w:outlineLvl w:val="1"/>
+      <w:keepNext w:val="0"/>
+      <w:keepLines w:val="0"/>
+    </w:pPr>
+  </w:style>
 </w:styles>
 </file>